--- a/backend/docs/reports/ServisAku_Backend_Final_Report.docx
+++ b/backend/docs/reports/ServisAku_Backend_Final_Report.docx
@@ -24,7 +24,7 @@
           <w:color w:val="1B2A4A"/>
           <w:sz w:val="32"/>
         </w:rPr>
-        <w:t>Final Delivery Report — Stages 6–9</w:t>
+        <w:t>Final Delivery Report — Stages 6–9 + Final Hardening</w:t>
       </w:r>
     </w:p>
     <w:p>
@@ -36,7 +36,7 @@
           <w:i/>
           <w:sz w:val="22"/>
         </w:rPr>
-        <w:t>Admin Backend · Analytics · Testing &amp; QA · Documentation</w:t>
+        <w:t>Admin Backend · Analytics · Testing &amp; QA · Documentation · Production Hardening</w:t>
       </w:r>
     </w:p>
     <w:p>
@@ -68,6 +68,11 @@
     <w:p>
       <w:r>
         <w:t>The backend remains fully additive to the shared database — zero tables were created, dropped, or redesigned across all four stages. Every new feature maps onto tables that already existed, built by other team members for modules this backend was filling in.</w:t>
+      </w:r>
+    </w:p>
+    <w:p>
+      <w:r>
+        <w:t>A subsequent Final Hardening stage raised statement coverage from 74% to 82% (307 passing tests, up from 208), fixed a codebase-wide naive-datetime timezone bug (32 files), added production rate limiting and CORS/JWT startup safety guards, added GitHub Actions CI, and produced two analysis-only deliverables (a Jobs-vs-Bookings reconciliation and a Socket.IO horizontal-scaling strategy). Writing the new payment tests surfaced a genuine, previously-undiscovered production bug — refund creation had been silently returning 500 for every caller due to a schema-drift issue — found and fixed. Zero database schema changes; zero production data deleted.</w:t>
       </w:r>
     </w:p>
     <w:p>
@@ -483,7 +488,7 @@
     </w:p>
     <w:p>
       <w:r>
-        <w:t>A JWT-authenticated python-socketio AsyncServer mounted alongside the REST API (uvicorn main:socket_app). Clients join role-scoped rooms (user:{id}, partner:{id}, consumer:{id}, booking:{id}, the last permission-checked per-join) and receive live chat messages, typing indicators, read receipts, partner location updates, presence, heartbeat, and — via the same in-process event bus business logic already emits to — dispatch job offers and booking status updates in real time. Presence and partner GPS location are intentionally not persisted (no dedicated table exists; both are inherently ephemeral). A significant, codebase-wide pre-existing timezone bug (asyncpg silently misinterpreting naive datetimes) and a structlog logging kwarg collision were both found and fixed during this stage's live verification.</w:t>
+        <w:t>A JWT-authenticated python-socketio AsyncServer mounted alongside the REST API (uvicorn main:socket_app). Clients join role-scoped rooms (user:{id}, partner:{id}, consumer:{id}, booking:{id}, the last permission-checked per-join) and receive live chat messages, typing indicators, read receipts, partner location updates, presence, heartbeat, and — via the same in-process event bus business logic already emits to — dispatch job offers and booking status updates in real time. Presence and partner GPS location are intentionally not persisted (no dedicated table exists; both are inherently ephemeral). A pre-existing timezone bug (asyncpg silently misinterpreting naive datetimes) and a structlog logging kwarg collision were both found during this stage's live verification; the timezone fix was scoped to this stage's own new code at the time and completed codebase-wide during Final Hardening (see Executive Summary).</w:t>
       </w:r>
     </w:p>
     <w:p>
@@ -525,13 +530,14 @@
         <w:tblLook w:firstColumn="1" w:firstRow="1" w:lastColumn="0" w:lastRow="0" w:noHBand="0" w:noVBand="1" w:val="04A0"/>
       </w:tblPr>
       <w:tblGrid>
-        <w:gridCol w:w="4320"/>
-        <w:gridCol w:w="4320"/>
+        <w:gridCol w:w="2880"/>
+        <w:gridCol w:w="2880"/>
+        <w:gridCol w:w="2880"/>
       </w:tblGrid>
       <w:tr>
         <w:tc>
           <w:tcPr>
-            <w:tcW w:type="dxa" w:w="4320"/>
+            <w:tcW w:type="dxa" w:w="2880"/>
           </w:tcPr>
           <w:p>
             <w:r>
@@ -544,14 +550,27 @@
         </w:tc>
         <w:tc>
           <w:tcPr>
-            <w:tcW w:type="dxa" w:w="4320"/>
+            <w:tcW w:type="dxa" w:w="2880"/>
           </w:tcPr>
           <w:p>
             <w:r>
               <w:rPr>
                 <w:b/>
               </w:rPr>
-              <w:t>Result</w:t>
+              <w:t>Stage 8 result</w:t>
+            </w:r>
+          </w:p>
+        </w:tc>
+        <w:tc>
+          <w:tcPr>
+            <w:tcW w:type="dxa" w:w="2880"/>
+          </w:tcPr>
+          <w:p>
+            <w:r>
+              <w:rPr>
+                <w:b/>
+              </w:rPr>
+              <w:t>Final Hardening result</w:t>
             </w:r>
           </w:p>
         </w:tc>
@@ -559,7 +578,7 @@
       <w:tr>
         <w:tc>
           <w:tcPr>
-            <w:tcW w:type="dxa" w:w="4320"/>
+            <w:tcW w:type="dxa" w:w="2880"/>
           </w:tcPr>
           <w:p>
             <w:r>
@@ -569,7 +588,7 @@
         </w:tc>
         <w:tc>
           <w:tcPr>
-            <w:tcW w:type="dxa" w:w="4320"/>
+            <w:tcW w:type="dxa" w:w="2880"/>
           </w:tcPr>
           <w:p>
             <w:r>
@@ -577,11 +596,21 @@
             </w:r>
           </w:p>
         </w:tc>
+        <w:tc>
+          <w:tcPr>
+            <w:tcW w:type="dxa" w:w="2880"/>
+          </w:tcPr>
+          <w:p>
+            <w:r>
+              <w:t>307 / 307</w:t>
+            </w:r>
+          </w:p>
+        </w:tc>
       </w:tr>
       <w:tr>
         <w:tc>
           <w:tcPr>
-            <w:tcW w:type="dxa" w:w="4320"/>
+            <w:tcW w:type="dxa" w:w="2880"/>
           </w:tcPr>
           <w:p>
             <w:r>
@@ -591,7 +620,17 @@
         </w:tc>
         <w:tc>
           <w:tcPr>
-            <w:tcW w:type="dxa" w:w="4320"/>
+            <w:tcW w:type="dxa" w:w="2880"/>
+          </w:tcPr>
+          <w:p>
+            <w:r>
+              <w:t>0</w:t>
+            </w:r>
+          </w:p>
+        </w:tc>
+        <w:tc>
+          <w:tcPr>
+            <w:tcW w:type="dxa" w:w="2880"/>
           </w:tcPr>
           <w:p>
             <w:r>
@@ -603,7 +642,7 @@
       <w:tr>
         <w:tc>
           <w:tcPr>
-            <w:tcW w:type="dxa" w:w="4320"/>
+            <w:tcW w:type="dxa" w:w="2880"/>
           </w:tcPr>
           <w:p>
             <w:r>
@@ -613,7 +652,7 @@
         </w:tc>
         <w:tc>
           <w:tcPr>
-            <w:tcW w:type="dxa" w:w="4320"/>
+            <w:tcW w:type="dxa" w:w="2880"/>
           </w:tcPr>
           <w:p>
             <w:r>
@@ -621,11 +660,21 @@
             </w:r>
           </w:p>
         </w:tc>
+        <w:tc>
+          <w:tcPr>
+            <w:tcW w:type="dxa" w:w="2880"/>
+          </w:tcPr>
+          <w:p>
+            <w:r>
+              <w:t>82%</w:t>
+            </w:r>
+          </w:p>
+        </w:tc>
       </w:tr>
       <w:tr>
         <w:tc>
           <w:tcPr>
-            <w:tcW w:type="dxa" w:w="4320"/>
+            <w:tcW w:type="dxa" w:w="2880"/>
           </w:tcPr>
           <w:p>
             <w:r>
@@ -635,11 +684,21 @@
         </w:tc>
         <w:tc>
           <w:tcPr>
-            <w:tcW w:type="dxa" w:w="4320"/>
+            <w:tcW w:type="dxa" w:w="2880"/>
           </w:tcPr>
           <w:p>
             <w:r>
-              <w:t>0 (expected — surface already thoroughly live-verified)</w:t>
+              <w:t>0</w:t>
+            </w:r>
+          </w:p>
+        </w:tc>
+        <w:tc>
+          <w:tcPr>
+            <w:tcW w:type="dxa" w:w="2880"/>
+          </w:tcPr>
+          <w:p>
+            <w:r>
+              <w:t>1 (refund creation 500 — see below)</w:t>
             </w:r>
           </w:p>
         </w:tc>
@@ -647,21 +706,31 @@
       <w:tr>
         <w:tc>
           <w:tcPr>
-            <w:tcW w:type="dxa" w:w="4320"/>
+            <w:tcW w:type="dxa" w:w="2880"/>
           </w:tcPr>
           <w:p>
             <w:r>
-              <w:t>Test bugs found and fixed during development</w:t>
+              <w:t>CI coverage gate</w:t>
             </w:r>
           </w:p>
         </w:tc>
         <w:tc>
           <w:tcPr>
-            <w:tcW w:type="dxa" w:w="4320"/>
+            <w:tcW w:type="dxa" w:w="2880"/>
           </w:tcPr>
           <w:p>
             <w:r>
-              <w:t>4 (wrong endpoint paths/shapes, a Decimal-serializes-as-string gotcha)</w:t>
+              <w:t>none</w:t>
+            </w:r>
+          </w:p>
+        </w:tc>
+        <w:tc>
+          <w:tcPr>
+            <w:tcW w:type="dxa" w:w="2880"/>
+          </w:tcPr>
+          <w:p>
+            <w:r>
+              <w:t>80% (.github/workflows/backend-ci.yml)</w:t>
             </w:r>
           </w:p>
         </w:tc>
@@ -670,12 +739,17 @@
     <w:p/>
     <w:p>
       <w:r>
-        <w:t>The gap to the 80% coverage target is concentrated almost entirely in code paths gated behind unconfigured third-party credentials (Billplz, Cloudinary, Firebase, email providers — a gap documented since Stage 1–3, not introduced by this stage) and in services/realtime/socket_server.py, whose coverage number is understated because it runs in a separate uvicorn process that pytest-cov cannot instrument — that file was independently and extensively live-verified during Stage 5. Every validation, error-handling, and RBAC code path that doesn't require a live external call is tested.</w:t>
+        <w:t>Final Hardening raised coverage by targeting the largest remaining gaps directly: notification-dispatcher retry/fallback orchestration (tested against a mocked provider boundary, clearly distinguished from real-provider tests), every third-party integration's real "not configured" error path (Firebase, Billplz, iPay88, Cloudinary, Resend/Brevo/MailerSend — unmocked, exercising the actual provider code), RBAC permission resolution, Smart Dispatch retry/exhaustion paths, the complete payment/refund state machine, and upload success paths. No modules were excluded from the coverage denominator to inflate the number, and the CI gate was not set below 80% to make it easier to pass.</w:t>
       </w:r>
     </w:p>
     <w:p>
       <w:r>
-        <w:t>The suite runs against the real shared development database — no separate test database is provisioned for this project. This is a deliberate, documented tradeoff (docs/TESTING_GUIDE.md): it caught two real schema-shape bugs a mocked database would have missed, at the cost of tests not being isolated from concurrent manual/team activity. Every data-creating test uses unique, timestamp-suffixed identifiers and is written to be safe to re-run indefinitely.</w:t>
+        <w:t>Writing the payment-lifecycle tests surfaced a genuine, previously-undiscovered production bug: refunds.requires_approval had become a Postgres GENERATED ALWAYS column in the live schema (the same class of issue as the Stage 6 audit_logs.retention_until discovery), but the ORM still mapped it as writable — meaning POST /payments/{id}/refunds had been returning a raw 500 for every caller. Found and fixed; the full refund lifecycle (request, approve, reject, complete, partial refunds) is now verified end-to-end. A Socket.IO test flakiness issue was also root-caused (a client-side connection-timeout default too aggressive for a handler doing real DB round trips, not an application bug) and fixed properly rather than papered over with longer waits — verified stable across multiple consecutive full-suite runs.</w:t>
+      </w:r>
+    </w:p>
+    <w:p>
+      <w:r>
+        <w:t>The suite runs against the real shared development database — no separate test database is provisioned for this project. This is a deliberate, documented tradeoff (docs/TESTING_GUIDE.md): it caught three real schema-shape/mapping bugs across the project's lifetime that a mocked database would have missed, at the cost of tests not being isolated from concurrent manual/team activity. Every data-creating test uses unique, timestamp-suffixed identifiers and is written to be safe to re-run indefinitely.</w:t>
       </w:r>
     </w:p>
     <w:p>
@@ -696,6 +770,11 @@
     </w:p>
     <w:p>
       <w:r>
+        <w:t>Final Hardening added two structural safety mechanisms. First, production rate limiting (slowapi, in-memory by default and Redis-ready) on login, OTP request/verify, payment creation, all four refund endpoints, all three upload endpoints, notification broadcast, and seven admin-sensitive endpoints, returning 429 with Retry-After headers once a client-IP limit is exceeded. Second, startup-time production guards in config.py: the application now refuses to boot at all if ENVIRONMENT=production and either ALLOWED_ORIGINS is still the wildcard "*" or JWT_SECRET_KEY is still the placeholder default — turning what used to be a documentation note someone had to remember into a failure that cannot be silently missed. The Billplz webhook's HMAC signature verification (hmac.compare_digest, constant-time) and Cloudinary's magic-byte upload validation were both re-verified this stage and confirmed to already fail closed.</w:t>
+      </w:r>
+    </w:p>
+    <w:p>
+      <w:r>
         <w:t>Known gaps, disclosed rather than hidden:</w:t>
       </w:r>
     </w:p>
@@ -704,15 +783,7 @@
         <w:pStyle w:val="ListBullet"/>
       </w:pPr>
       <w:r>
-        <w:t>No rate limiting on any endpoint — recommended before public launch.</w:t>
-      </w:r>
-    </w:p>
-    <w:p>
-      <w:pPr>
-        <w:pStyle w:val="ListBullet"/>
-      </w:pPr>
-      <w:r>
-        <w:t>CORS is wide open (ALLOWED_ORIGINS=["*"]) — a development default that must be restricted before production.</w:t>
+        <w:t>No CSP/security headers middleware — acceptable for an API-only backend with no direct HTML rendering; add secure-headers-style middleware if an admin web dashboard is ever built to consume this API directly.</w:t>
       </w:r>
     </w:p>
     <w:p>
@@ -728,7 +799,23 @@
         <w:pStyle w:val="ListBullet"/>
       </w:pPr>
       <w:r>
-        <w:t>The default JWT_SECRET_KEY in config.py is a placeholder — must be overridden in production.</w:t>
+        <w:t>Rate limiting is in-memory and single-process — correct for the current single-worker deployment; needs Redis-backed storage before running multiple uvicorn workers (same caveat class as Socket.IO's in-process state, see Socket.IO Scaling below).</w:t>
+      </w:r>
+    </w:p>
+    <w:p>
+      <w:pPr>
+        <w:pStyle w:val="ListBullet"/>
+      </w:pPr>
+      <w:r>
+        <w:t>get_remote_address (the rate limiter's client-IP key function) trusts request.client.host directly — behind a reverse proxy, X-Forwarded-For trust must be configured correctly or every request shares one bucket.</w:t>
+      </w:r>
+    </w:p>
+    <w:p>
+      <w:pPr>
+        <w:pStyle w:val="ListBullet"/>
+      </w:pPr>
+      <w:r>
+        <w:t>Billplz, iPay88, Cloudinary, Firebase, and every email provider remain unverified against real sandbox/live credentials — every "not configured" error path is tested, but no real outbound call has ever succeeded in this environment.</w:t>
       </w:r>
     </w:p>
     <w:p>
@@ -760,12 +847,60 @@
         <w:rPr>
           <w:color w:val="1B2A4A"/>
         </w:rPr>
-        <w:t>15. Git Commit History (Stages 6–9)</w:t>
+        <w:t>15. Jobs vs Bookings Analysis (Final Hardening)</w:t>
       </w:r>
     </w:p>
     <w:p>
       <w:r>
-        <w:t>Pushed to origin/main at github.com/Dineshkuppuraj17/servisaku-partner-consumer. Each stage is one feature commit plus a short docs-update commit recording its own hash in docs/today-work/GIT_COMMITS.md — see that file for the complete history including Stages 1–5 and the repository migration.</w:t>
+        <w:t>Analysis-only deliverable, per explicit instruction — no code, schema, or data changes. Documented in full at docs/JOBS_BOOKINGS_RECONCILIATION.md. Finding: this backend has two parallel, disconnected representations of a unit of paid work. The jobs table (with its own customers/earnings/settlements satellite tables) is populated only by seed.py — no route, service, or webhook has ever created a new Job row. The bookings table is the live, actively-developed domain every Stage 1–9 feature (payments, Smart Dispatch, chat, admin, analytics) operates on. Most consequentially: no code path anywhere creates an Earning row when a booking completes, meaning a partner's wallet/settlement history today reflects only seed data regardless of how many real bookings they complete. A phased, additive migration strategy is documented, starting with closing exactly that gap — but nothing was implemented this stage, per instruction.</w:t>
+      </w:r>
+    </w:p>
+    <w:p>
+      <w:pPr>
+        <w:pStyle w:val="Heading1"/>
+      </w:pPr>
+      <w:r>
+        <w:rPr>
+          <w:color w:val="1B2A4A"/>
+        </w:rPr>
+        <w:t>16. Socket.IO Scaling Strategy (Final Hardening)</w:t>
+      </w:r>
+    </w:p>
+    <w:p>
+      <w:r>
+        <w:t>Documentation only, per explicit instruction — no Redis or other infrastructure was deployed. Documented in full at docs/SOCKET_SCALING.md. The current single-process architecture holds three separate pieces of state entirely in memory (session/presence tracking, socket.io's own room manager, and the in-process business-event pub/sub bus), none of which is visible across processes — running multiple uvicorn workers today would silently drop real-time events delivered to a socket connected to a different worker than the one that triggered them. The documented fix is python-socketio's built-in AsyncRedisManager, which requires no application-logic changes beyond swapping the client manager, plus an ordered, reversible migration plan (provision Redis, add a feature-gated setting, load-test with two workers before scaling further).</w:t>
+      </w:r>
+    </w:p>
+    <w:p>
+      <w:pPr>
+        <w:pStyle w:val="Heading1"/>
+      </w:pPr>
+      <w:r>
+        <w:rPr>
+          <w:color w:val="1B2A4A"/>
+        </w:rPr>
+        <w:t>17. Continuous Integration (Final Hardening)</w:t>
+      </w:r>
+    </w:p>
+    <w:p>
+      <w:r>
+        <w:t>.github/workflows/backend-ci.yml runs on every pull request and push to main touching backend/**. An import-check job always runs (installs dependencies, imports the app with a placeholder database URL — no live database needed, since SQLAlchemy's async engine connects lazily) and needs no secrets. A second job runs the full pytest suite with an enforced 80% statement-coverage gate, but requires a DATABASE_URL repository secret pointing at a real, already-seeded PostgreSQL instance — this test suite has no separate test database by deliberate project design (see Testing Summary above), and that decision carries through to CI. The workflow fails loudly with an actionable message if that secret isn't configured, rather than silently skipping and looking like a pass.</w:t>
+      </w:r>
+    </w:p>
+    <w:p>
+      <w:pPr>
+        <w:pStyle w:val="Heading1"/>
+      </w:pPr>
+      <w:r>
+        <w:rPr>
+          <w:color w:val="1B2A4A"/>
+        </w:rPr>
+        <w:t>18. Git Commit History</w:t>
+      </w:r>
+    </w:p>
+    <w:p>
+      <w:r>
+        <w:t>Pushed to origin/main at github.com/Dineshkuppuraj17/servisaku-partner-consumer. Each stage is one feature commit plus a short docs-update commit recording its own hash in docs/today-work/GIT_COMMITS.md — see that file for the complete history including Stages 1–5, the repository migration, and this Final Hardening stage's exact commit hashes (recorded there immediately after push, following the same pattern used for every prior stage).</w:t>
       </w:r>
     </w:p>
     <w:tbl>
@@ -938,6 +1073,72 @@
           </w:p>
         </w:tc>
       </w:tr>
+      <w:tr>
+        <w:tc>
+          <w:tcPr>
+            <w:tcW w:type="dxa" w:w="4320"/>
+          </w:tcPr>
+          <w:p>
+            <w:r>
+              <w:t>3e36b15</w:t>
+            </w:r>
+          </w:p>
+        </w:tc>
+        <w:tc>
+          <w:tcPr>
+            <w:tcW w:type="dxa" w:w="4320"/>
+          </w:tcPr>
+          <w:p>
+            <w:r>
+              <w:t>docs: Stage 9 Documentation &amp; Final Delivery</w:t>
+            </w:r>
+          </w:p>
+        </w:tc>
+      </w:tr>
+      <w:tr>
+        <w:tc>
+          <w:tcPr>
+            <w:tcW w:type="dxa" w:w="4320"/>
+          </w:tcPr>
+          <w:p>
+            <w:r>
+              <w:t>cd67ecc</w:t>
+            </w:r>
+          </w:p>
+        </w:tc>
+        <w:tc>
+          <w:tcPr>
+            <w:tcW w:type="dxa" w:w="4320"/>
+          </w:tcPr>
+          <w:p>
+            <w:r>
+              <w:t>docs: record Stage 9 commit hash</w:t>
+            </w:r>
+          </w:p>
+        </w:tc>
+      </w:tr>
+      <w:tr>
+        <w:tc>
+          <w:tcPr>
+            <w:tcW w:type="dxa" w:w="4320"/>
+          </w:tcPr>
+          <w:p>
+            <w:r>
+              <w:t>(see GIT_COMMITS.md)</w:t>
+            </w:r>
+          </w:p>
+        </w:tc>
+        <w:tc>
+          <w:tcPr>
+            <w:tcW w:type="dxa" w:w="4320"/>
+          </w:tcPr>
+          <w:p>
+            <w:r>
+              <w:t>Final Hardening: timezone fix, rate limiting, production guards, CI, coverage 74%-&gt;82%, Jobs/Bookings + Socket.IO scaling analysis</w:t>
+            </w:r>
+          </w:p>
+        </w:tc>
+      </w:tr>
     </w:tbl>
     <w:p/>
     <w:p>
@@ -948,7 +1149,7 @@
         <w:rPr>
           <w:color w:val="1B2A4A"/>
         </w:rPr>
-        <w:t>16. Future Improvements</w:t>
+        <w:t>19. Future Improvements</w:t>
       </w:r>
     </w:p>
     <w:p>
@@ -956,7 +1157,7 @@
         <w:pStyle w:val="ListBullet"/>
       </w:pPr>
       <w:r>
-        <w:t>Obtain real Billplz, Cloudinary, Firebase, and email provider credentials — the single biggest remaining gap, blocking full end-to-end verification and full test coverage of those integrations.</w:t>
+        <w:t>Obtain real Billplz, Cloudinary, Firebase, and email provider credentials — the single biggest remaining gap, blocking full end-to-end verification of those integrations. Still true after Final Hardening.</w:t>
       </w:r>
     </w:p>
     <w:p>
@@ -964,7 +1165,7 @@
         <w:pStyle w:val="ListBullet"/>
       </w:pPr>
       <w:r>
-        <w:t>Add rate limiting and restrict CORS before any public/production launch.</w:t>
+        <w:t>Configure the DATABASE_URL (and, if needed, SSH tunnel) repository secrets so the new CI workflow's test-and-coverage job actually runs.</w:t>
       </w:r>
     </w:p>
     <w:p>
@@ -972,7 +1173,7 @@
         <w:pStyle w:val="ListBullet"/>
       </w:pPr>
       <w:r>
-        <w:t>Resolve the jobs vs. bookings parallel-table structure (flagged since the original Payment Gateway stage) — payments live on bookings, not this app's own jobs table, and the two remain unconnected.</w:t>
+        <w:t>Close the jobs-vs-bookings payout gap identified in the Final Hardening analysis: add a booking-keyed Earning creation path so partners are paid out for real Smart-Dispatch-assigned bookings, not just seed data — see docs/JOBS_BOOKINGS_RECONCILIATION.md for the recommended phased approach.</w:t>
       </w:r>
     </w:p>
     <w:p>
@@ -980,7 +1181,7 @@
         <w:pStyle w:val="ListBullet"/>
       </w:pPr>
       <w:r>
-        <w:t>Fix the codebase-wide asyncpg naive-datetime timezone bug in the pre-Stage-4 code paths that still use datetime.utcnow() instead of datetime.now(timezone.utc).</w:t>
+        <w:t>Provision Redis and wire up AsyncRedisManager before deploying more than one uvicorn worker — see docs/SOCKET_SCALING.md for the ordered migration steps; also apply RATE_LIMIT_STORAGE_URI=redis://... at the same time, since rate limiting has the identical in-process-state caveat.</w:t>
       </w:r>
     </w:p>
     <w:p>
@@ -988,15 +1189,7 @@
         <w:pStyle w:val="ListBullet"/>
       </w:pPr>
       <w:r>
-        <w:t>Decide and implement a Socket.IO horizontal-scaling strategy (Redis-backed message queue) before deploying more than one worker process.</w:t>
-      </w:r>
-    </w:p>
-    <w:p>
-      <w:pPr>
-        <w:pStyle w:val="ListBullet"/>
-      </w:pPr>
-      <w:r>
-        <w:t>Wire CI to run the pytest suite automatically on every pull request.</w:t>
+        <w:t>Add JWT secret rotation / a per-token revocation mechanism before public launch.</w:t>
       </w:r>
     </w:p>
     <w:p>
@@ -1017,7 +1210,7 @@
     </w:p>
     <w:p>
       <w:r>
-        <w:t>This concludes the Stage 6–9 delivery. All work is committed and pushed to origin/main; no further implementation was started pending review and approval of this report.</w:t>
+        <w:t>This concludes the Stage 6–9 + Final Hardening delivery. All work is committed and pushed to origin/main; no further implementation was started pending review.</w:t>
       </w:r>
     </w:p>
     <w:sectPr>
